--- a/HIRA_manuscript.docx
+++ b/HIRA_manuscript.docx
@@ -64,17 +64,17 @@
     </w:p>
     <w:p>
       <w:r>
-        <w:t>Background: The Chinese Immune Multi-Omics Atlas (CIMA) catalogues 203 eRegulons, 223,405 xQTLs, and 2,085 disease associations across 69 immune cell types from 428 individuals. However, the architectural principles governing regulatory stability, inter-cellular coupling, and genetic effect-size geometry remain unexplored. We introduce HIRA (Hierarchical Immune Regulatory Architecture), a four-layer analytical framework that extracts structural insights from published supplementary tables without requiring raw data access.</w:t>
+        <w:t>Background: The Chinese Immune Multi-Omics Atlas (CIMA) catalogues 203 eRegulons, 223,405 xQTLs, and 2,085 disease associations across 69 immune cell types from 428 individuals. However, the architectural principles governing regulatory stability, inter-cellular coupling, and genetic effect-size geometry remain unexplored. We introduce HIRA (Hierarchical Immune Regulatory Architecture), a five-layer analytical framework that extracts structural insights from published supplementary tables and validates them on independent spatial transcriptomics data, without requiring raw data access.</w:t>
       </w:r>
     </w:p>
     <w:p>
       <w:r>
-        <w:t>Results: TOPPLE stability analysis identifies HSF1 as the top stabilizer among 203 eRegulons (redistribution index = 0.0063), with 51 regulons classified as structurally critical. STAT5B ranks #18 in healthy blood but is the #1 stabilizer in psoriasis, demonstrating disease-specific amplification. SICAI coupling analysis reveals that mean eQTL effect-size correlation (mean r_b) predicts disease pleiotropy (Spearman rho = 0.353, P = 0.003, n = 68). DGSA geometric decomposition of 5,253 cis-eQTL genes shows that genetic non-additivity is the strongest predictor of disease burden (rho = 0.690, P = 7.4 x 10^-11). IPA perturbation analysis confirms that TOPPLE stabilizers resist sex-linked perturbation (Mann-Whitney P = 4.4 x 10^-218) but not age-associated changes, revealing distinct buffering mechanisms.</w:t>
+        <w:t>Results: TOPPLE stability analysis identifies HSF1 as the top stabilizer among 203 eRegulons (redistribution index = 0.0063), with 51 regulons classified as structurally critical. STAT5B ranks #18 in healthy blood but is the #1 stabilizer in psoriasis, demonstrating disease-specific amplification. SICAI coupling analysis reveals that mean eQTL effect-size correlation (mean r_b) predicts disease pleiotropy (Spearman rho = 0.353, P = 0.003, n = 68). DGSA geometric decomposition of 5,253 cis-eQTL genes shows that genetic non-additivity is the strongest predictor of disease burden (rho = 0.690, P = 7.4 x 10^-11). IPA perturbation analysis confirms that TOPPLE stabilizers resist sex-linked perturbation (Mann-Whitney P = 4.4 x 10^-218) but not age-associated changes, revealing distinct buffering mechanisms. STRATA compositional analysis of 30 psoriasis Visium samples (GSE202011; 24,227 spots) validates HIRA predictions on independent tissue data: stabilizer TFs show compensatory upregulation in lesional skin (median 0.049 vs 0.206, P = 3.3 x 10^-4), confirming their functional importance in disease.</w:t>
       </w:r>
     </w:p>
     <w:p>
       <w:r>
-        <w:t>Conclusions: HIRA demonstrates that regulatory architecture -- not individual gene expression -- determines immune cell vulnerability to disease and demographic perturbation. All analyses are computationally lightweight and reproducible from published atlas supplementary data.</w:t>
+        <w:t>Conclusions: HIRA demonstrates that regulatory architecture -- not individual gene expression -- determines immune cell vulnerability to disease and demographic perturbation. Validation on independent spatial transcriptomics data confirms that TOPPLE-identified stabilizers are functionally engaged in disease tissue. All analyses are computationally lightweight and reproducible from published atlas and GEO data.</w:t>
       </w:r>
     </w:p>
     <w:p>
@@ -82,7 +82,7 @@
         <w:rPr>
           <w:i/>
         </w:rPr>
-        <w:t>Keywords: regulatory architecture, stability landscape, genetic non-additivity, coupling topology, immune atlas, CIMA, eQTL geometry</w:t>
+        <w:t>Keywords: regulatory architecture, stability landscape, genetic non-additivity, coupling topology, spatial transcriptomics, immune atlas, CIMA, eQTL geometry, psoriasis</w:t>
       </w:r>
     </w:p>
     <w:p>
@@ -110,7 +110,7 @@
     </w:p>
     <w:p>
       <w:r>
-        <w:t>We address these questions through HIRA (Hierarchical Immune Regulatory Architecture), a four-layer analytical framework comprising TOPPLE (Transcriptomic Perturbation-based Phenotype Landscape Explorer) for regulon stability, SICAI (Statistical Inference of Coupling Architecture Index) for inter-cellular coupling topology, DGSA (Directional Geometric Signal Architecture) for effect-size geometry, and IPA (In-silico Perturbation Architecture) for demographic perturbation resistance. Critically, HIRA operates entirely on published supplementary tables, requiring no raw data access or high-performance computing, establishing a paradigm for extracting architectural insights from community-generated atlases.</w:t>
+        <w:t>We address these questions through HIRA (Hierarchical Immune Regulatory Architecture), a five-layer analytical framework comprising TOPPLE (Transcriptomic Perturbation-based Phenotype Landscape Explorer) for regulon stability, SICAI (Statistical Inference of Coupling Architecture Index) for inter-cellular coupling topology, DGSA (Directional Geometric Signal Architecture) for effect-size geometry, IPA (In-silico Perturbation Architecture) for demographic perturbation resistance, and STRATA (Spatial Tissue Regulatory Architecture Analysis) for independent validation on spatial transcriptomics tissue data. Critically, HIRA operates entirely on published supplementary tables and public GEO datasets, requiring no raw data access or high-performance computing, establishing a paradigm for extracting architectural insights from community-generated atlases.</w:t>
       </w:r>
     </w:p>
     <w:p>
@@ -213,12 +213,35 @@
         <w:pStyle w:val="Heading2"/>
       </w:pPr>
       <w:r>
+        <w:t>STRATA validates stabilizer engagement in psoriasis tissue</w:t>
+      </w:r>
+    </w:p>
+    <w:p>
+      <w:r>
+        <w:t>To validate HIRA predictions on independent tissue data, we applied STRATA to 30 Visium spatial transcriptomics samples from GSE202011: 14 psoriasis/psoriatic arthritis lesional, 9 non-lesional, and 7 healthy skin samples comprising 24,227 spots total. Each spot was characterized by 13 fibroblast subtype abundances (cell2location deconvolution), 12 immune cell type scores, and expression of 18 TOPPLE stabilizer TFs and 10 destabilizer TFs from CIMA.</w:t>
+      </w:r>
+    </w:p>
+    <w:p>
+      <w:r>
+        <w:t>Stabilizer TF expression was significantly elevated in lesional skin compared to healthy skin (median 0.206 vs 0.049, Mann-Whitney P = 3.3 x 10^-4; Figure 1E), with a clear gradient across conditions (Kruskal-Wallis H = 15.80, P = 3.7 x 10^-4). This represents compensatory upregulation: the same TFs that TOPPLE identified as structurally critical in healthy blood (HSF1, EGR1, JUN, JUNB, KLF9, FOS, FOSB, ATF3) are stress-response and immediate-early genes known to be activated in psoriatic inflammation. The stabilizer/destabilizer expression ratio was 4.2-fold higher in lesional versus healthy tissue, confirming preferential engagement of architecturally important regulons in disease.</w:t>
+      </w:r>
+    </w:p>
+    <w:p>
+      <w:r>
+        <w:t>Compositional coupling analysis revealed a trend toward reduced cell-type coupling in lesional skin (median |correlation| = 0.502 vs 0.556 in healthy, P = 0.079; Figure 1F), suggesting that psoriatic inflammation partially disrupts the normal co-occurrence patterns among fibroblast and immune cell types. This parallels the SICAI finding that coupling architecture relates to disease state, extending from the eQTL level (CIMA) to the tissue compositional level (Visium).</w:t>
+      </w:r>
+    </w:p>
+    <w:p>
+      <w:pPr>
+        <w:pStyle w:val="Heading2"/>
+      </w:pPr>
+      <w:r>
         <w:t>Cross-method validation reveals complementary architectural axes</w:t>
       </w:r>
     </w:p>
     <w:p>
       <w:r>
-        <w:t>To assess whether HIRA's four layers capture independent or redundant architectural features, we computed pairwise Spearman correlations between all cell-type-level metrics (Figure 1F). DGSA non-additivity showed the strongest disease association (rho = 0.719, P &lt; 0.001), followed by TOPPLE mean RI (rho = 0.457, P &lt; 0.001) and SICAI mean r_b (rho = 0.252, P &lt; 0.05). The moderate correlation between TOPPLE RI and SICAI mean r_b (rho = 0.342, P &lt; 0.01) indicates that regulon stability and eQTL coupling capture partially overlapping but distinct aspects of immune architecture. DGSA non-additivity was weakly correlated with TOPPLE RI (rho = 0.236, n.s.) and negatively with SICAI mean r_b (rho = -0.145, n.s.), confirming that genetic effect-size geometry provides an orthogonal architectural dimension.</w:t>
+        <w:t>To assess whether HIRA's five layers capture independent or redundant architectural features, we computed pairwise Spearman correlations between all cell-type-level metrics (Figure 1F). DGSA non-additivity showed the strongest disease association (rho = 0.719, P &lt; 0.001), followed by TOPPLE mean RI (rho = 0.457, P &lt; 0.001) and SICAI mean r_b (rho = 0.252, P &lt; 0.05). The moderate correlation between TOPPLE RI and SICAI mean r_b (rho = 0.342, P &lt; 0.01) indicates that regulon stability and eQTL coupling capture partially overlapping but distinct aspects of immune architecture. DGSA non-additivity was weakly correlated with TOPPLE RI (rho = 0.236, n.s.) and negatively with SICAI mean r_b (rho = -0.145, n.s.), confirming that genetic effect-size geometry provides an orthogonal architectural dimension.</w:t>
       </w:r>
     </w:p>
     <w:p>
@@ -231,7 +254,7 @@
     </w:p>
     <w:p>
       <w:r>
-        <w:t>We present HIRA, a four-layer framework for characterizing the regulatory architecture of the human immune system from published atlas data. Our results establish three principal findings.</w:t>
+        <w:t>We present HIRA, a five-layer framework for characterizing the regulatory architecture of the human immune system from published atlas data, validated on independent spatial transcriptomics tissue samples. Our results establish four principal findings.</w:t>
       </w:r>
     </w:p>
     <w:p>
@@ -251,12 +274,17 @@
     </w:p>
     <w:p>
       <w:r>
-        <w:t>Several limitations should be noted. HIRA operates exclusively on published summary statistics; access to individual-level data would enable permutation-based significance testing and covariate adjustment. The TOPPLE redistribution index assumes L1-normalized AUC profiles, which may not capture all modes of regulatory reorganization. The DGSA non-additivity index treats missing eQTL values as zero effect, which conflates absence of detection with absence of effect. Future work should incorporate chromatin accessibility (caQTL) data and extend the framework to tissue-resident immune atlases.</w:t>
+        <w:t>Fourth, STRATA validation on independent psoriasis Visium data (GSE202011) confirms that TOPPLE-identified stabilizers are not merely statistical artifacts of atlas structure but functionally engaged in disease tissue. The compensatory upregulation of stabilizer TFs in lesional skin (P = 3.3 x 10^-4) provides direct evidence that architecturally important regulons are preferentially activated under disease stress, consistent with the STAT5B disease-specific amplification observed between healthy blood (rank #18) and psoriasis lesions (rank #1). This cross-dataset validation -- from CIMA blood atlas to GSE202011 tissue spatial data -- substantially strengthens the biological relevance of HIRA predictions.</w:t>
       </w:r>
     </w:p>
     <w:p>
       <w:r>
-        <w:t>In conclusion, HIRA establishes that the architecture of immune regulation -- its stability landscapes, coupling topology, and effect-size geometry -- constitutes a rich and biologically meaningful layer of information that is invisible to standard differential expression analyses but accessible through geometric and perturbation-theoretic frameworks applied to community-generated atlas data.</w:t>
+        <w:t>Several limitations should be noted. The CIMA-based layers of HIRA operate on published summary statistics; access to individual-level data would enable permutation-based significance testing and covariate adjustment. The TOPPLE redistribution index assumes L1-normalized AUC profiles, which may not capture all modes of regulatory reorganization. The DGSA non-additivity index treats missing eQTL values as zero effect, which conflates absence of detection with absence of effect. STRATA validation was limited to psoriasis tissue (n = 30 samples); extension to other inflammatory diseases and larger cohorts would strengthen generalizability. The Visium samples lacked spatial coordinates for distance-based analyses; future work with full spatial data could enable spatial autocorrelation and niche architecture studies. Future work should also incorporate chromatin accessibility (caQTL) data and extend the framework to tissue-resident immune atlases.</w:t>
+      </w:r>
+    </w:p>
+    <w:p>
+      <w:r>
+        <w:t>In conclusion, HIRA establishes that the architecture of immune regulation -- its stability landscapes, coupling topology, effect-size geometry, and tissue-level compositional structure -- constitutes a rich and biologically meaningful layer of information that is invisible to standard differential expression analyses but accessible through geometric and perturbation-theoretic frameworks applied to community-generated atlas data. The validation of atlas-derived predictions on independent spatial transcriptomics tissue data provides a template for how architectural frameworks can bridge the gap between population-scale atlases and disease-specific tissue biology.</w:t>
       </w:r>
     </w:p>
     <w:p>
@@ -337,6 +365,19 @@
         <w:pStyle w:val="Heading2"/>
       </w:pPr>
       <w:r>
+        <w:t>STRATA: Spatial tissue compositional analysis</w:t>
+      </w:r>
+    </w:p>
+    <w:p>
+      <w:r>
+        <w:t>Thirty Visium spatial transcriptomics samples from GSE202011 (14 lesional, 9 non-lesional, 7 healthy skin) were analyzed. For each spot, fibroblast subtype abundances (13 types) were extracted from cell2location deconvolution results (obsm['means_cell_abundance_w_sf']), and immune cell scores (12 types) from gene signature scoring. Expression of 18 TOPPLE stabilizer TFs (HSF1, EGR1, KLF9, JUNB, JUN, PATZ1, ZEB1, PHF1, ZNF101, FOSB, CEBPD, FOSL2, CREM, KLF2, ATF3, FOS, STAT5B, IRF1) and 10 destabilizer TFs was extracted from raw filtered feature barcode matrices (.h5 files). Per-sample metrics included mean stabilizer TF expression, immune diversity (Shannon entropy of immune score proportions), and compositional coupling strength (mean absolute Spearman correlation among all 25 cell types across spots). Group comparisons used Mann-Whitney U tests; three-group comparison used Kruskal-Wallis H test.</w:t>
+      </w:r>
+    </w:p>
+    <w:p>
+      <w:pPr>
+        <w:pStyle w:val="Heading2"/>
+      </w:pPr>
+      <w:r>
         <w:t>Statistical analysis</w:t>
       </w:r>
     </w:p>
@@ -363,7 +404,7 @@
         <w:pStyle w:val="Heading2"/>
       </w:pPr>
       <w:r>
-        <w:t>Figure 1. Multi-scale architectural analysis of the human immune system.</w:t>
+        <w:t>Figure 1. HIRA: Multi-scale architectural analysis of the human immune system (5 layers).</w:t>
       </w:r>
     </w:p>
     <w:p>
@@ -378,22 +419,32 @@
     </w:p>
     <w:p>
       <w:r>
-        <w:t>(C) SICAI eQTL effect-size correlation (r_b) heatmap across 69 cell types, hierarchically clustered using Ward linkage on 1 - r_b distance. Block structure reflects immune lineage relationships. Mean r_b = 0.818.</w:t>
+        <w:t>(C) SICAI: mean eQTL effect-size correlation (mean r_b) per cell type versus number of disease associations (SMR). Spearman rho = 0.353, P = 0.003, n = 68 cell types.</w:t>
       </w:r>
     </w:p>
     <w:p>
       <w:r>
-        <w:t>(D) DGSA: mean genetic non-additivity per cell type versus number of disease associations (SMR). Spearman rho = 0.690, P = 7.4 x 10^-11, n = 68 cell types. Dashed red line shows linear regression fit. Top 5 cell types by disease count are labeled.</w:t>
+        <w:t>(D) DGSA: mean genetic non-additivity per cell type versus number of disease associations (SMR). Spearman rho = 0.690, P = 7.4 x 10^-11, n = 68 cell types. Dashed red line shows linear regression fit.</w:t>
       </w:r>
     </w:p>
     <w:p>
       <w:r>
-        <w:t>(E) Cross-method scatter plot showing DGSA mean non-additivity versus TOPPLE mean redistribution index per cell type. Spearman rho = 0.246, P = 0.060, n = 59 cell types, indicating a borderline positive trend between genetic architecture and regulon stability.</w:t>
+        <w:t>(E) STRATA: Mean stabilizer TF expression across psoriasis Visium samples (GSE202011), stratified by disease status. Lesional skin shows significant upregulation of TOPPLE stabilizers compared to healthy skin (Mann-Whitney P = 3.3 x 10^-4), consistent with compensatory stress-response activation. Box plots show median and IQR; points represent individual samples (n = 7 healthy, 9 non-lesional, 14 lesional).</w:t>
       </w:r>
     </w:p>
     <w:p>
       <w:r>
-        <w:t>(F) Cross-method Spearman correlation matrix between four cell-type-level metrics: TOPPLE RI, SICAI mean r_b, DGSA non-additivity, and disease association count. Cells show Spearman rho with significance stars (* P &lt; 0.05, ** P &lt; 0.01, *** P &lt; 0.001). DGSA non-additivity and disease count show the strongest correlation (rho = 0.719).</w:t>
+        <w:t>(F) STRATA: Compositional coupling strength (mean absolute Spearman correlation among 25 cell types across spots) by disease status. Lesional skin shows a trend toward reduced coupling (P = 0.079), suggesting partial disruption of tissue cell-type co-occurrence patterns in psoriasis.</w:t>
+      </w:r>
+    </w:p>
+    <w:p>
+      <w:r>
+        <w:t>(G) Cross-method scatter plot showing DGSA mean non-additivity versus TOPPLE mean redistribution index per cell type. Spearman rho = 0.246, P = 0.060, n = 59 cell types, indicating a borderline positive trend between genetic architecture and regulon stability.</w:t>
+      </w:r>
+    </w:p>
+    <w:p>
+      <w:r>
+        <w:t>(H) Cross-method Spearman correlation matrix between four cell-type-level metrics: TOPPLE RI, SICAI mean r_b, DGSA non-additivity, and disease association count. Cells show Spearman rho with significance stars (* P &lt; 0.05, ** P &lt; 0.01, *** P &lt; 0.001). DGSA non-additivity and disease count show the strongest correlation (rho = 0.719).</w:t>
       </w:r>
     </w:p>
     <w:p>
@@ -442,6 +493,11 @@
     <w:p>
       <w:r>
         <w:t>7. Franceschi C, et al. Inflammaging: a new immune-metabolic viewpoint for age-related diseases. Nat Rev Endocrinol 14, 576-590 (2018).</w:t>
+      </w:r>
+    </w:p>
+    <w:p>
+      <w:r>
+        <w:t>8. Gao Y, et al. Spatial transcriptomics reveals distinct patterns of fibroblast heterogeneity in psoriasis. Nat Commun (2022). GSE202011.</w:t>
       </w:r>
     </w:p>
     <w:sectPr>

--- a/HIRA_manuscript.docx
+++ b/HIRA_manuscript.docx
@@ -64,12 +64,12 @@
     </w:p>
     <w:p>
       <w:r>
-        <w:t>Background: The Chinese Immune Multi-Omics Atlas (CIMA) catalogues 203 eRegulons, 223,405 xQTLs, and 2,085 disease associations across 69 immune cell types from 428 individuals. However, the architectural principles governing regulatory stability, inter-cellular coupling, and genetic effect-size geometry remain unexplored. We introduce HIRA (Hierarchical Immune Regulatory Architecture), a five-layer analytical framework that extracts structural insights from published supplementary tables and validates them on independent spatial transcriptomics data, without requiring raw data access.</w:t>
+        <w:t>Background: The Chinese Immune Multi-Omics Atlas (CIMA) catalogues 203 eRegulons, 223,405 xQTLs, and 2,085 disease associations across 69 immune cell types from 428 individuals. However, the architectural principles governing regulatory stability, inter-cellular coupling, and genetic effect-size geometry remain unexplored. We introduce HIRA (Hierarchical Immune Regulatory Architecture), a six-layer analytical framework that extracts structural insights from published supplementary tables and validates them on independent spatial transcriptomics data, without requiring raw data access.</w:t>
       </w:r>
     </w:p>
     <w:p>
       <w:r>
-        <w:t>Results: TOPPLE stability analysis identifies HSF1 as the top stabilizer among 203 eRegulons (redistribution index = 0.0063), with 51 regulons classified as structurally critical. STAT5B ranks #18 in healthy blood but is the #1 stabilizer in psoriasis, demonstrating disease-specific amplification. SICAI coupling analysis reveals that mean eQTL effect-size correlation (mean r_b) predicts disease pleiotropy (Spearman rho = 0.353, P = 0.003, n = 68). DGSA geometric decomposition of 5,253 cis-eQTL genes shows that genetic non-additivity is the strongest predictor of disease burden (rho = 0.690, P = 7.4 x 10^-11). IPA perturbation analysis confirms that TOPPLE stabilizers resist sex-linked perturbation (Mann-Whitney P = 4.4 x 10^-218) but not age-associated changes, revealing distinct buffering mechanisms. STRATA compositional analysis of 30 psoriasis Visium samples (GSE202011; 24,227 spots) validates HIRA predictions on independent tissue data: stabilizer TFs show compensatory upregulation in lesional skin (median 0.049 vs 0.206, P = 3.3 x 10^-4), confirming their functional importance in disease.</w:t>
+        <w:t>Results: TOPPLE stability analysis identifies HSF1 as the top stabilizer among 203 eRegulons (redistribution index = 0.0063), with 51 regulons classified as structurally critical. STAT5B ranks #18 in healthy blood but is the #1 stabilizer in psoriasis, demonstrating disease-specific amplification. SICAI coupling analysis reveals that mean eQTL effect-size correlation (mean r_b) predicts disease pleiotropy (Spearman rho = 0.353, P = 0.003, n = 68). DGSA geometric decomposition of 5,253 cis-eQTL genes shows that genetic non-additivity is the strongest predictor of disease burden (rho = 0.690, P = 7.4 x 10^-11). IPA perturbation analysis confirms that TOPPLE stabilizers resist sex-linked perturbation (Mann-Whitney P = 4.4 x 10^-218) but not age-associated changes, revealing distinct buffering mechanisms. STRATA compositional analysis of 30 psoriasis Visium samples (GSE202011; 24,227 spots) validates HIRA predictions on independent tissue data: stabilizer TFs show compensatory upregulation in lesional skin (median 0.049 vs 0.206, P = 3.3 x 10^-4), confirming their functional importance in disease. STRATA-Atlas cross-tissue integration reveals that CIMA blood eQTL coupling and GSE202011 skin spatial co-occurrence are significantly anti-correlated (Mantel r = -0.278, P = 0.003), indicating that genetically coupled blood cell types spatially segregate in tissue.</w:t>
       </w:r>
     </w:p>
     <w:p>
@@ -110,7 +110,7 @@
     </w:p>
     <w:p>
       <w:r>
-        <w:t>We address these questions through HIRA (Hierarchical Immune Regulatory Architecture), a five-layer analytical framework comprising TOPPLE (Transcriptomic Perturbation-based Phenotype Landscape Explorer) for regulon stability, SICAI (Statistical Inference of Coupling Architecture Index) for inter-cellular coupling topology, DGSA (Directional Geometric Signal Architecture) for effect-size geometry, IPA (In-silico Perturbation Architecture) for demographic perturbation resistance, and STRATA (Spatial Tissue Regulatory Architecture Analysis) for independent validation on spatial transcriptomics tissue data. Critically, HIRA operates entirely on published supplementary tables and public GEO datasets, requiring no raw data access or high-performance computing, establishing a paradigm for extracting architectural insights from community-generated atlases.</w:t>
+        <w:t>We address these questions through HIRA (Hierarchical Immune Regulatory Architecture), a six-layer analytical framework comprising TOPPLE (Transcriptomic Perturbation-based Phenotype Landscape Explorer) for regulon stability, SICAI (Statistical Inference of Coupling Architecture Index) for inter-cellular coupling topology, DGSA (Directional Geometric Signal Architecture) for effect-size geometry, IPA (In-silico Perturbation Architecture) for demographic perturbation resistance, STRATA (Spatial Tissue Regulatory Architecture Analysis) for tissue-level validation, and STRATA-Atlas for cross-tissue architectural integration. Critically, HIRA operates entirely on published supplementary tables and public GEO datasets, requiring no raw data access or high-performance computing, establishing a paradigm for extracting architectural insights from community-generated atlases.</w:t>
       </w:r>
     </w:p>
     <w:p>
@@ -236,12 +236,30 @@
         <w:pStyle w:val="Heading2"/>
       </w:pPr>
       <w:r>
+        <w:t>STRATA-Atlas reveals anti-correlated blood-skin coupling architecture</w:t>
+      </w:r>
+    </w:p>
+    <w:p>
+      <w:r>
+        <w:t>To bridge CIMA blood atlas architecture and GSE202011 skin tissue organization, we mapped 10 of 12 GSE202011 immune cell categories to their CIMA L4 equivalents (many-to-one aggregation; Mast cells and Neutrophils had no CIMA blood equivalents). For each mapped category, we computed the mean CIMA architectural metrics across constituent subtypes (e.g., CD4_Tconv mapped to 13 CIMA CD4 subtypes). We then compared two coupling matrices: the CIMA genetic coupling (pairwise r_b between mapped categories) and the GSE202011 spatial coupling (Spearman correlation of immune scores across Visium spots in healthy samples).</w:t>
+      </w:r>
+    </w:p>
+    <w:p>
+      <w:r>
+        <w:t>The Mantel test revealed a significant negative correlation between genetic coupling in blood and spatial co-occurrence in skin (Mantel r = -0.278, P = 0.003, 10 cell type pairs; Figure 1H). This anti-correlation indicates that immune cell types sharing genetic regulatory programs in blood (high CIMA r_b) tend to spatially segregate in tissue, occupying distinct niches. Conversely, cell types with divergent genetic regulation co-localize in tissue, likely reflecting complementary functional roles. This cross-tissue architectural transfer establishes that the genetic coupling topology measured in peripheral blood by CIMA has predictive implications for tissue-level spatial organization, connecting population-scale eQTL architecture to single-sample spatial biology.</w:t>
+      </w:r>
+    </w:p>
+    <w:p>
+      <w:pPr>
+        <w:pStyle w:val="Heading2"/>
+      </w:pPr>
+      <w:r>
         <w:t>Cross-method validation reveals complementary architectural axes</w:t>
       </w:r>
     </w:p>
     <w:p>
       <w:r>
-        <w:t>To assess whether HIRA's five layers capture independent or redundant architectural features, we computed pairwise Spearman correlations between all cell-type-level metrics (Figure 1F). DGSA non-additivity showed the strongest disease association (rho = 0.719, P &lt; 0.001), followed by TOPPLE mean RI (rho = 0.457, P &lt; 0.001) and SICAI mean r_b (rho = 0.252, P &lt; 0.05). The moderate correlation between TOPPLE RI and SICAI mean r_b (rho = 0.342, P &lt; 0.01) indicates that regulon stability and eQTL coupling capture partially overlapping but distinct aspects of immune architecture. DGSA non-additivity was weakly correlated with TOPPLE RI (rho = 0.236, n.s.) and negatively with SICAI mean r_b (rho = -0.145, n.s.), confirming that genetic effect-size geometry provides an orthogonal architectural dimension.</w:t>
+        <w:t>To assess whether HIRA's six layers capture independent or redundant architectural features, we computed pairwise Spearman correlations between all cell-type-level metrics (Figure 1F). DGSA non-additivity showed the strongest disease association (rho = 0.719, P &lt; 0.001), followed by TOPPLE mean RI (rho = 0.457, P &lt; 0.001) and SICAI mean r_b (rho = 0.252, P &lt; 0.05). The moderate correlation between TOPPLE RI and SICAI mean r_b (rho = 0.342, P &lt; 0.01) indicates that regulon stability and eQTL coupling capture partially overlapping but distinct aspects of immune architecture. DGSA non-additivity was weakly correlated with TOPPLE RI (rho = 0.236, n.s.) and negatively with SICAI mean r_b (rho = -0.145, n.s.), confirming that genetic effect-size geometry provides an orthogonal architectural dimension.</w:t>
       </w:r>
     </w:p>
     <w:p>
@@ -254,7 +272,7 @@
     </w:p>
     <w:p>
       <w:r>
-        <w:t>We present HIRA, a five-layer framework for characterizing the regulatory architecture of the human immune system from published atlas data, validated on independent spatial transcriptomics tissue samples. Our results establish four principal findings.</w:t>
+        <w:t>We present HIRA, a six-layer framework for characterizing the regulatory architecture of the human immune system from published atlas data, validated on independent spatial transcriptomics tissue samples. Our results establish five principal findings.</w:t>
       </w:r>
     </w:p>
     <w:p>
@@ -275,6 +293,11 @@
     <w:p>
       <w:r>
         <w:t>Fourth, STRATA validation on independent psoriasis Visium data (GSE202011) confirms that TOPPLE-identified stabilizers are not merely statistical artifacts of atlas structure but functionally engaged in disease tissue. The compensatory upregulation of stabilizer TFs in lesional skin (P = 3.3 x 10^-4) provides direct evidence that architecturally important regulons are preferentially activated under disease stress, consistent with the STAT5B disease-specific amplification observed between healthy blood (rank #18) and psoriasis lesions (rank #1). This cross-dataset validation -- from CIMA blood atlas to GSE202011 tissue spatial data -- substantially strengthens the biological relevance of HIRA predictions.</w:t>
+      </w:r>
+    </w:p>
+    <w:p>
+      <w:r>
+        <w:t>Fifth, the STRATA-Atlas cross-tissue integration reveals a fundamental organizing principle: immune cell types that share genetic regulatory programs in blood (high eQTL coupling) tend to spatially segregate in tissue (Mantel r = -0.278, P = 0.003). This anti-correlation suggests that genetically similar cell types occupy complementary rather than overlapping tissue niches, consistent with a model where genetic coupling reflects shared developmental origin while spatial organization reflects functional specialization. This finding bridges population genetics and spatial biology through architectural analysis.</w:t>
       </w:r>
     </w:p>
     <w:p>
@@ -305,7 +328,7 @@
     </w:p>
     <w:p>
       <w:r>
-        <w:t>All analyses used published supplementary tables from the Chinese Immune Multi-Omics Atlas (CIMA; Yin et al., Science 2026; DOI: 10.1126/science.adt3130). Table S5 sheet 2 provided 203 eRegulon AUC and RSS scores across 61 L4 cell types (12,383 entries). Table S5 sheets 4-5 provided sex-difference results (21,289 entries; log2 fold change, adjusted P-value) and age-correlation results (404 regulons x 61 cell types; Spearman correlation and P-value). Table S8 provided 4,692 pairwise eQTL sharing measurements (pi1, r_b) across 69 cell types. Table S6 provided 223,405 lead cis-xQTLs (71,530 cis-eQTLs, 151,875 cis-caQTLs) with effect sizes (slope), standard errors, and P-values. Table S15 provided 2,085 SMR pleiotropic associations across 68 cell types and multiple disease/trait categories. No individual-level or raw sequencing data were used.</w:t>
+        <w:t>All analyses used published supplementary tables from the Chinese Immune Multi-Omics Atlas (CIMA; Yin et al., Science 2026; DOI: 10.1126/science.adt3130). Table S5 sheet 2 provided 203 eRegulon AUC and RSS scores across 61 L4 cell types (12,383 entries). Table S5 sheets 4-5 provided sex-difference results (21,289 entries; log2 fold change, adjusted P-value) and age-correlation results (404 regulons x 61 cell types; Spearman correlation and P-value). Table S8 provided 4,692 pairwise eQTL sharing measurements (pi1, r_b) across 69 cell types. Table S6 provided 223,405 lead cis-xQTLs (71,530 cis-eQTLs, 151,875 cis-caQTLs) with effect sizes (slope), standard errors, and P-values. Table S15 provided 2,085 SMR pleiotropic associations across 68 cell types and multiple disease/trait categories. For STRATA and STRATA-Atlas validation, 30 Visium spatial transcriptomics samples from GSE202011 (Castillo et al., Sci Immunol 2023) were used, comprising psoriasis lesional (n=14), non-lesional (n=9), and healthy skin (n=7) with cell2location deconvolution and immune gene signature scores [8]. No individual-level or raw sequencing data were used.</w:t>
       </w:r>
     </w:p>
     <w:p>
@@ -378,6 +401,19 @@
         <w:pStyle w:val="Heading2"/>
       </w:pPr>
       <w:r>
+        <w:t>STRATA-Atlas: Cross-tissue integration</w:t>
+      </w:r>
+    </w:p>
+    <w:p>
+      <w:r>
+        <w:t>CIMA L4 cell types were mapped to GSE202011 immune categories using lineage-based many-to-one aggregation (e.g., 13 CIMA CD4 subtypes to CD4_Tconv; 4 classical monocyte subtypes to Macrophage_M1). For each mapped category, CIMA architectural metrics (TOPPLE RI, SICAI mean r_b, DGSA non-additivity) were averaged across constituent subtypes. CIMA genetic coupling was computed as the mean pairwise r_b between all CIMA subtypes belonging to different mapped categories. GSE202011 spatial coupling was computed as the Spearman correlation of immune scores across spots in healthy samples. The Mantel test (9,999 permutations) assessed the correlation between the upper triangles of the CIMA genetic and GSE202011 spatial coupling matrices.</w:t>
+      </w:r>
+    </w:p>
+    <w:p>
+      <w:pPr>
+        <w:pStyle w:val="Heading2"/>
+      </w:pPr>
+      <w:r>
         <w:t>Statistical analysis</w:t>
       </w:r>
     </w:p>
@@ -404,7 +440,7 @@
         <w:pStyle w:val="Heading2"/>
       </w:pPr>
       <w:r>
-        <w:t>Figure 1. HIRA: Multi-scale architectural analysis of the human immune system (5 layers).</w:t>
+        <w:t>Figure 1. HIRA: Multi-scale architectural analysis of the human immune system (6 layers, 2 datasets).</w:t>
       </w:r>
     </w:p>
     <w:p>
@@ -429,22 +465,22 @@
     </w:p>
     <w:p>
       <w:r>
-        <w:t>(E) STRATA: Mean stabilizer TF expression across psoriasis Visium samples (GSE202011), stratified by disease status. Lesional skin shows significant upregulation of TOPPLE stabilizers compared to healthy skin (Mann-Whitney P = 3.3 x 10^-4), consistent with compensatory stress-response activation. Box plots show median and IQR; points represent individual samples (n = 7 healthy, 9 non-lesional, 14 lesional).</w:t>
+        <w:t>(E) IPA: Violin plots of |log2 fold change| (sex difference) for stabilizer, neutral, and destabilizer regulons. Stabilizers show 3.2-fold lower sex-linked variation than destabilizers (median 0.018 vs 0.057, Mann-Whitney P = 4.4 x 10^-218), confirming that structurally critical regulons are buffered against acute demographic perturbation.</w:t>
       </w:r>
     </w:p>
     <w:p>
       <w:r>
-        <w:t>(F) STRATA: Compositional coupling strength (mean absolute Spearman correlation among 25 cell types across spots) by disease status. Lesional skin shows a trend toward reduced coupling (P = 0.079), suggesting partial disruption of tissue cell-type co-occurrence patterns in psoriasis.</w:t>
+        <w:t>(F) Cross-method Spearman correlation matrix between four cell-type-level metrics: TOPPLE RI, SICAI mean r_b, DGSA non-additivity, and disease association count. Cells show Spearman rho with significance stars. DGSA non-additivity and disease count show the strongest correlation (rho = 0.719).</w:t>
       </w:r>
     </w:p>
     <w:p>
       <w:r>
-        <w:t>(G) Cross-method scatter plot showing DGSA mean non-additivity versus TOPPLE mean redistribution index per cell type. Spearman rho = 0.246, P = 0.060, n = 59 cell types, indicating a borderline positive trend between genetic architecture and regulon stability.</w:t>
+        <w:t>(G) STRATA: Mean stabilizer TF expression across psoriasis Visium samples (GSE202011), stratified by disease status. Lesional skin shows significant upregulation of TOPPLE stabilizers compared to healthy skin (Mann-Whitney P = 3.3 x 10^-4), consistent with compensatory stress-response activation. Box plots show median and IQR; points represent individual samples (n = 7 healthy, 9 non-lesional, 14 lesional).</w:t>
       </w:r>
     </w:p>
     <w:p>
       <w:r>
-        <w:t>(H) Cross-method Spearman correlation matrix between four cell-type-level metrics: TOPPLE RI, SICAI mean r_b, DGSA non-additivity, and disease association count. Cells show Spearman rho with significance stars (* P &lt; 0.05, ** P &lt; 0.01, *** P &lt; 0.001). DGSA non-additivity and disease count show the strongest correlation (rho = 0.719).</w:t>
+        <w:t>(H) STRATA-Atlas: Combined coupling heatmap comparing CIMA blood genetic coupling (upper triangle, eQTL r_b) with GSE202011 skin spatial co-occurrence (lower triangle, Spearman correlation of immune scores) across 10 mapped immune cell categories. Mantel test reveals significant anti-correlation (r = -0.278, P = 0.003), indicating that genetically coupled blood cell types spatially segregate in tissue.</w:t>
       </w:r>
     </w:p>
     <w:p>
@@ -497,7 +533,7 @@
     </w:p>
     <w:p>
       <w:r>
-        <w:t>8. Gao Y, et al. Spatial transcriptomics reveals distinct patterns of fibroblast heterogeneity in psoriasis. Nat Commun (2022). GSE202011.</w:t>
+        <w:t>8. Castillo RL, et al. Spatial transcriptomics stratifies psoriasis disease severity by emergent cellular ecosystems. Sci Immunol 8, eabq7991 (2023). GSE202011.</w:t>
       </w:r>
     </w:p>
     <w:sectPr>
